--- a/report/DSCI551_Final_Report.docx
+++ b/report/DSCI551_Final_Report.docx
@@ -303,7 +303,7 @@
         <w:rPr>
           <w:rtl w:val="0"/>
         </w:rPr>
-        <w:t xml:space="preserve">MVCC (Multi-Version Concurrency Control).** Readers do not block writers, which is important for a CLI application running alongside the benchmark harness.</w:t>
+        <w:t xml:space="preserve">MVCC (Multi-Version Concurrency Control). Readers do not block writers, which is important for a CLI application running alongside the benchmark harness.</w:t>
       </w:r>
     </w:p>
     <w:p>
